--- a/rapports/2026-06-06/EQ13/EQ13_sup_v2/DR_041201030002/11-53-89-63.docx
+++ b/rapports/2026-06-06/EQ13/EQ13_sup_v2/DR_041201030002/11-53-89-63.docx
@@ -297,7 +297,7 @@
           <w:color w:val="1F6FEB"/>
           <w:sz w:val="22"/>
         </w:rPr>
-        <w:t>⚠ INCOHÉRENCES À CORRIGER (53)</w:t>
+        <w:t>⚠ INCOHÉRENCES À CORRIGER (51)</w:t>
       </w:r>
     </w:p>
     <w:tbl>
@@ -724,7 +724,7 @@
                 <w:color w:val="16A34A"/>
                 <w:sz w:val="16"/>
               </w:rPr>
-              <w:t>—</w:t>
+              <w:t>s01q32, s01q36, s01q38, s04q37_modif, s02q33, s02q34, s01q00b</w:t>
             </w:r>
           </w:p>
         </w:tc>
@@ -755,7 +755,7 @@
                 <w:i w:val="0"/>
                 <w:sz w:val="17"/>
               </w:rPr>
-              <w:t>Incohérence!!! seulement les écoles privées paient les frais de scolarité (y compris les frais d'inscription).</w:t>
+              <w:t>Peu probable!!! Vu l'âge (15 ans) de Khadi sarr ou l'année à laquelle Khadi sarr a fréquenté l'école pour la dernière fois (.) le dernier diplome de Khadi sarr ne peut être le Certificat d'études primaires (CEP), prière de corriger cette incohérence ou confirmer avec le QG.</w:t>
             </w:r>
           </w:p>
         </w:tc>
@@ -770,10 +770,10 @@
               <w:rPr>
                 <w:b/>
                 <w:i w:val="0"/>
-                <w:color w:val="DC2626"/>
+                <w:color w:val="EA580C"/>
                 <w:sz w:val="16"/>
               </w:rPr>
-              <w:t>Haute</w:t>
+              <w:t>Moyenne</w:t>
             </w:r>
           </w:p>
         </w:tc>
@@ -788,7 +788,7 @@
                 <w:i w:val="0"/>
                 <w:sz w:val="16"/>
               </w:rPr>
-              <w:t>S02</w:t>
+              <w:t>S00</w:t>
               <w:br/>
             </w:r>
             <w:r>
@@ -798,7 +798,7 @@
                 <w:color w:val="64748B"/>
                 <w:sz w:val="14"/>
               </w:rPr>
-              <w:t>Éducation</w:t>
+              <w:t>Identification</w:t>
             </w:r>
           </w:p>
         </w:tc>
@@ -814,7 +814,7 @@
                 <w:color w:val="16A34A"/>
                 <w:sz w:val="16"/>
               </w:rPr>
-              <w:t>s01q32, s01q36, s01q38, s04q37_modif, s02q33, s02q34, s01q00b</w:t>
+              <w:t>s00q27</w:t>
             </w:r>
           </w:p>
         </w:tc>
@@ -845,7 +845,7 @@
                 <w:i w:val="0"/>
                 <w:sz w:val="17"/>
               </w:rPr>
-              <w:t>Peu probable!!! Vu l'âge (15 ans) de Khadi sarr ou l'année à laquelle Khadi sarr a fréquenté l'école pour la dernière fois (.) le dernier diplome de Khadi sarr ne peut être le Certificat d'études primaires (CEP), prière de corriger cette incohérence ou confirmer avec le QG.</w:t>
+              <w:t>Le questionnaire semble ne pas être complètement fini mais le questionnaire est en statut complet, prière de compléter le questionnaire.</w:t>
             </w:r>
           </w:p>
         </w:tc>
@@ -904,7 +904,7 @@
                 <w:color w:val="16A34A"/>
                 <w:sz w:val="16"/>
               </w:rPr>
-              <w:t>s00q27</w:t>
+              <w:t>—</w:t>
             </w:r>
           </w:p>
         </w:tc>
@@ -935,7 +935,7 @@
                 <w:i w:val="0"/>
                 <w:sz w:val="17"/>
               </w:rPr>
-              <w:t>Le questionnaire semble ne pas être complètement fini mais le questionnaire est en statut complet, prière de compléter le questionnaire.</w:t>
+              <w:t>L'adresse ou la localisation du ménage doit être bien renseignée, ne doit pas contenir des numéros de téléphone et elle semble courte pour être une adresse.</w:t>
             </w:r>
           </w:p>
         </w:tc>
@@ -994,7 +994,7 @@
                 <w:color w:val="16A34A"/>
                 <w:sz w:val="16"/>
               </w:rPr>
-              <w:t>—</w:t>
+              <w:t>s00q12a, s00q12b</w:t>
             </w:r>
           </w:p>
         </w:tc>
@@ -1025,7 +1025,7 @@
                 <w:i w:val="0"/>
                 <w:sz w:val="17"/>
               </w:rPr>
-              <w:t>L'adresse ou la localisation du ménage doit être bien renseignée, ne doit pas contenir des numéros de téléphone et elle semble courte pour être une adresse.</w:t>
+              <w:t>Prière de renseigner la bonne adresse.Attention! Veillez bien renseigner le deuxième numero du chef de ménage(0.12b).</w:t>
             </w:r>
           </w:p>
         </w:tc>
@@ -1084,7 +1084,7 @@
                 <w:color w:val="16A34A"/>
                 <w:sz w:val="16"/>
               </w:rPr>
-              <w:t>s00q12a, s00q12b</w:t>
+              <w:t>—</w:t>
             </w:r>
           </w:p>
         </w:tc>
@@ -1115,7 +1115,7 @@
                 <w:i w:val="0"/>
                 <w:sz w:val="17"/>
               </w:rPr>
-              <w:t>Prière de renseigner la bonne adresse.Attention! Veillez bien renseigner le deuxième numero du chef de ménage(0.12b).</w:t>
+              <w:t>Prière de mettre les noms dans ces questions et mettre les contacts à leurs places.</w:t>
             </w:r>
           </w:p>
         </w:tc>
@@ -1148,7 +1148,7 @@
                 <w:i w:val="0"/>
                 <w:sz w:val="16"/>
               </w:rPr>
-              <w:t>S00</w:t>
+              <w:t>S01</w:t>
               <w:br/>
             </w:r>
             <w:r>
@@ -1158,7 +1158,7 @@
                 <w:color w:val="64748B"/>
                 <w:sz w:val="14"/>
               </w:rPr>
-              <w:t>Identification</w:t>
+              <w:t>Démographie</w:t>
             </w:r>
           </w:p>
         </w:tc>
@@ -1174,7 +1174,7 @@
                 <w:color w:val="16A34A"/>
                 <w:sz w:val="16"/>
               </w:rPr>
-              <w:t>—</w:t>
+              <w:t>s01q10_1</w:t>
             </w:r>
           </w:p>
         </w:tc>
@@ -1205,187 +1205,7 @@
                 <w:i w:val="0"/>
                 <w:sz w:val="17"/>
               </w:rPr>
-              <w:t>Prière de mettre les noms dans ces questions et mettre les contacts à leurs places.</w:t>
-            </w:r>
-          </w:p>
-        </w:tc>
-      </w:tr>
-      <w:tr>
-        <w:tc>
-          <w:tcPr>
-            <w:tcW w:type="dxa" w:w="964"/>
-          </w:tcPr>
-          <w:p>
-            <w:r>
-              <w:rPr>
-                <w:b/>
-                <w:i w:val="0"/>
-                <w:color w:val="EA580C"/>
-                <w:sz w:val="16"/>
-              </w:rPr>
-              <w:t>Moyenne</w:t>
-            </w:r>
-          </w:p>
-        </w:tc>
-        <w:tc>
-          <w:tcPr>
-            <w:tcW w:type="dxa" w:w="1247"/>
-          </w:tcPr>
-          <w:p>
-            <w:r>
-              <w:rPr>
-                <w:b/>
-                <w:i w:val="0"/>
-                <w:sz w:val="16"/>
-              </w:rPr>
-              <w:t>S01</w:t>
-              <w:br/>
-            </w:r>
-            <w:r>
-              <w:rPr>
-                <w:b w:val="0"/>
-                <w:i w:val="0"/>
-                <w:color w:val="64748B"/>
-                <w:sz w:val="14"/>
-              </w:rPr>
-              <w:t>Démographie</w:t>
-            </w:r>
-          </w:p>
-        </w:tc>
-        <w:tc>
-          <w:tcPr>
-            <w:tcW w:type="dxa" w:w="1531"/>
-          </w:tcPr>
-          <w:p>
-            <w:r>
-              <w:rPr>
-                <w:b/>
-                <w:i w:val="0"/>
-                <w:color w:val="16A34A"/>
-                <w:sz w:val="16"/>
-              </w:rPr>
-              <w:t>s01q10_1</w:t>
-            </w:r>
-          </w:p>
-        </w:tc>
-        <w:tc>
-          <w:tcPr>
-            <w:tcW w:type="dxa" w:w="1191"/>
-          </w:tcPr>
-          <w:p>
-            <w:r>
-              <w:rPr>
-                <w:b w:val="0"/>
-                <w:i w:val="0"/>
-                <w:color w:val="64748B"/>
-                <w:sz w:val="16"/>
-              </w:rPr>
-              <w:t>GT-CQ</w:t>
-            </w:r>
-          </w:p>
-        </w:tc>
-        <w:tc>
-          <w:tcPr>
-            <w:tcW w:type="dxa" w:w="4706"/>
-          </w:tcPr>
-          <w:p>
-            <w:r>
-              <w:rPr>
-                <w:b w:val="0"/>
-                <w:i w:val="0"/>
-                <w:sz w:val="17"/>
-              </w:rPr>
               <w:t>La taille du ménage lors de l'enquête principale (8) de ce ménage est inférieur à la taille du denombrement (10), prière de fournir des explications concrètes ou aller revisiter le ménage.</w:t>
-            </w:r>
-          </w:p>
-        </w:tc>
-      </w:tr>
-      <w:tr>
-        <w:tc>
-          <w:tcPr>
-            <w:tcW w:type="dxa" w:w="964"/>
-          </w:tcPr>
-          <w:p>
-            <w:r>
-              <w:rPr>
-                <w:b/>
-                <w:i w:val="0"/>
-                <w:color w:val="EA580C"/>
-                <w:sz w:val="16"/>
-              </w:rPr>
-              <w:t>Moyenne</w:t>
-            </w:r>
-          </w:p>
-        </w:tc>
-        <w:tc>
-          <w:tcPr>
-            <w:tcW w:type="dxa" w:w="1247"/>
-          </w:tcPr>
-          <w:p>
-            <w:r>
-              <w:rPr>
-                <w:b/>
-                <w:i w:val="0"/>
-                <w:sz w:val="16"/>
-              </w:rPr>
-              <w:t>S02</w:t>
-              <w:br/>
-            </w:r>
-            <w:r>
-              <w:rPr>
-                <w:b w:val="0"/>
-                <w:i w:val="0"/>
-                <w:color w:val="64748B"/>
-                <w:sz w:val="14"/>
-              </w:rPr>
-              <w:t>Éducation</w:t>
-            </w:r>
-          </w:p>
-        </w:tc>
-        <w:tc>
-          <w:tcPr>
-            <w:tcW w:type="dxa" w:w="1531"/>
-          </w:tcPr>
-          <w:p>
-            <w:r>
-              <w:rPr>
-                <w:b/>
-                <w:i w:val="0"/>
-                <w:color w:val="16A34A"/>
-                <w:sz w:val="16"/>
-              </w:rPr>
-              <w:t>—</w:t>
-            </w:r>
-          </w:p>
-        </w:tc>
-        <w:tc>
-          <w:tcPr>
-            <w:tcW w:type="dxa" w:w="1191"/>
-          </w:tcPr>
-          <w:p>
-            <w:r>
-              <w:rPr>
-                <w:b w:val="0"/>
-                <w:i w:val="0"/>
-                <w:color w:val="64748B"/>
-                <w:sz w:val="16"/>
-              </w:rPr>
-              <w:t>GT-CQ</w:t>
-            </w:r>
-          </w:p>
-        </w:tc>
-        <w:tc>
-          <w:tcPr>
-            <w:tcW w:type="dxa" w:w="4706"/>
-          </w:tcPr>
-          <w:p>
-            <w:r>
-              <w:rPr>
-                <w:b w:val="0"/>
-                <w:i w:val="0"/>
-                <w:sz w:val="17"/>
-              </w:rPr>
-              <w:t>veuillez, s'il vous plait, confirmer les frais de scolarité ( 2000 FCFA) payée de Khadi sarr avec le QG ou apporter les corrections nécessaires.</w:t>
             </w:r>
           </w:p>
         </w:tc>
